--- a/M1 report.docx
+++ b/M1 report.docx
@@ -82,7 +82,6 @@
         </w:rPr>
         <w:br/>
       </w:r>
-      <w:proofErr w:type="gramStart"/>
       <w:r>
         <w:rPr>
           <w:rFonts w:ascii="Times New Roman" w:hAnsi="Times New Roman" w:cs="Times New Roman"/>
@@ -95,7 +94,6 @@
         </w:rPr>
         <w:t>espiratory diseases</w:t>
       </w:r>
-      <w:proofErr w:type="gramEnd"/>
       <w:r>
         <w:rPr>
           <w:rFonts w:ascii="Times New Roman" w:hAnsi="Times New Roman" w:cs="Times New Roman"/>
@@ -356,21 +354,7 @@
         <w:rPr>
           <w:rFonts w:ascii="Times New Roman" w:hAnsi="Times New Roman" w:cs="Times New Roman"/>
         </w:rPr>
-        <w:t xml:space="preserve">For Model 1, we used DenseNet121 in </w:t>
-      </w:r>
-      <w:proofErr w:type="spellStart"/>
-      <w:r>
-        <w:rPr>
-          <w:rFonts w:ascii="Times New Roman" w:hAnsi="Times New Roman" w:cs="Times New Roman"/>
-        </w:rPr>
-        <w:t>PyTorch</w:t>
-      </w:r>
-      <w:proofErr w:type="spellEnd"/>
-      <w:r>
-        <w:rPr>
-          <w:rFonts w:ascii="Times New Roman" w:hAnsi="Times New Roman" w:cs="Times New Roman"/>
-        </w:rPr>
-        <w:t xml:space="preserve"> with transfer learning from ImageNet pretrained weights. The original classifier was replaced with a custom fully connected layer for three-class prediction.</w:t>
+        <w:t>For Model 1, we used DenseNet121 in PyTorch with transfer learning from ImageNet pretrained weights. The original classifier was replaced with a custom fully connected layer for three-class prediction.</w:t>
       </w:r>
     </w:p>
     <w:p>
@@ -462,35 +446,7 @@
         <w:rPr>
           <w:rFonts w:ascii="Times New Roman" w:hAnsi="Times New Roman" w:cs="Times New Roman"/>
         </w:rPr>
-        <w:t xml:space="preserve">We applied </w:t>
-      </w:r>
-      <w:proofErr w:type="spellStart"/>
-      <w:r>
-        <w:rPr>
-          <w:rFonts w:ascii="Times New Roman" w:hAnsi="Times New Roman" w:cs="Times New Roman"/>
-        </w:rPr>
-        <w:t>WeightedRandomSampler</w:t>
-      </w:r>
-      <w:proofErr w:type="spellEnd"/>
-      <w:r>
-        <w:rPr>
-          <w:rFonts w:ascii="Times New Roman" w:hAnsi="Times New Roman" w:cs="Times New Roman"/>
-        </w:rPr>
-        <w:t xml:space="preserve"> and class-weighted </w:t>
-      </w:r>
-      <w:proofErr w:type="spellStart"/>
-      <w:r>
-        <w:rPr>
-          <w:rFonts w:ascii="Times New Roman" w:hAnsi="Times New Roman" w:cs="Times New Roman"/>
-        </w:rPr>
-        <w:t>CrossEntropyLoss</w:t>
-      </w:r>
-      <w:proofErr w:type="spellEnd"/>
-      <w:r>
-        <w:rPr>
-          <w:rFonts w:ascii="Times New Roman" w:hAnsi="Times New Roman" w:cs="Times New Roman"/>
-        </w:rPr>
-        <w:t>.</w:t>
+        <w:t>We applied WeightedRandomSampler and class-weighted CrossEntropyLoss.</w:t>
       </w:r>
     </w:p>
     <w:p>
@@ -530,21 +486,7 @@
         <w:rPr>
           <w:rFonts w:ascii="Times New Roman" w:hAnsi="Times New Roman" w:cs="Times New Roman"/>
         </w:rPr>
-        <w:t xml:space="preserve">Training used the </w:t>
-      </w:r>
-      <w:proofErr w:type="spellStart"/>
-      <w:r>
-        <w:rPr>
-          <w:rFonts w:ascii="Times New Roman" w:hAnsi="Times New Roman" w:cs="Times New Roman"/>
-        </w:rPr>
-        <w:t>AdamW</w:t>
-      </w:r>
-      <w:proofErr w:type="spellEnd"/>
-      <w:r>
-        <w:rPr>
-          <w:rFonts w:ascii="Times New Roman" w:hAnsi="Times New Roman" w:cs="Times New Roman"/>
-        </w:rPr>
-        <w:t xml:space="preserve"> optimizer, Cosine Annealing scheduler, early stopping</w:t>
+        <w:t>Training used the AdamW optimizer, Cosine Annealing scheduler, early stopping</w:t>
       </w:r>
       <w:r>
         <w:rPr>
@@ -743,7 +685,7 @@
     </w:p>
     <w:tbl>
       <w:tblPr>
-        <w:tblStyle w:val="TableGrid"/>
+        <w:tblStyle w:val="af2"/>
         <w:tblW w:w="0" w:type="auto"/>
         <w:tblLook w:val="04A0" w:firstRow="1" w:lastRow="0" w:firstColumn="1" w:lastColumn="0" w:noHBand="0" w:noVBand="1"/>
       </w:tblPr>
@@ -835,7 +777,7 @@
                 <w:noProof/>
               </w:rPr>
               <w:drawing>
-                <wp:inline distT="0" distB="0" distL="0" distR="0" wp14:anchorId="06071CF1" wp14:editId="39CCBF29">
+                <wp:inline distT="0" distB="0" distL="0" distR="0" wp14:anchorId="06071CF1" wp14:editId="7624A6D7">
                   <wp:extent cx="2194560" cy="1975524"/>
                   <wp:effectExtent l="0" t="0" r="0" b="5715"/>
                   <wp:docPr id="128862411" name="Picture 4"/>
@@ -971,7 +913,7 @@
     </w:tbl>
     <w:tbl>
       <w:tblPr>
-        <w:tblStyle w:val="TableGrid"/>
+        <w:tblStyle w:val="af2"/>
         <w:tblpPr w:leftFromText="180" w:rightFromText="180" w:vertAnchor="text" w:horzAnchor="page" w:tblpX="6616" w:tblpY="62"/>
         <w:tblW w:w="0" w:type="auto"/>
         <w:tblLook w:val="04A0" w:firstRow="1" w:lastRow="0" w:firstColumn="1" w:lastColumn="0" w:noHBand="0" w:noVBand="1"/>
@@ -1358,7 +1300,7 @@
     </w:p>
     <w:tbl>
       <w:tblPr>
-        <w:tblStyle w:val="TableGrid"/>
+        <w:tblStyle w:val="af2"/>
         <w:tblW w:w="0" w:type="auto"/>
         <w:tblLook w:val="04A0" w:firstRow="1" w:lastRow="0" w:firstColumn="1" w:lastColumn="0" w:noHBand="0" w:noVBand="1"/>
       </w:tblPr>
@@ -1383,7 +1325,7 @@
                 <w:noProof/>
               </w:rPr>
               <w:drawing>
-                <wp:inline distT="0" distB="0" distL="0" distR="0" wp14:anchorId="5F32DECC" wp14:editId="2FA721E9">
+                <wp:inline distT="0" distB="0" distL="0" distR="0" wp14:anchorId="5F32DECC" wp14:editId="53C2E053">
                   <wp:extent cx="4410075" cy="2000250"/>
                   <wp:effectExtent l="0" t="0" r="9525" b="0"/>
                   <wp:docPr id="1961050718" name="Picture 1"/>
@@ -1622,119 +1564,7 @@
         <w:rPr>
           <w:rFonts w:ascii="Times New Roman" w:hAnsi="Times New Roman" w:cs="Times New Roman"/>
         </w:rPr>
-        <w:t xml:space="preserve">Model 2 is a second DenseNet121 network trained to distinguish between three pneumonia related </w:t>
-      </w:r>
-      <w:proofErr w:type="gramStart"/>
-      <w:r>
-        <w:rPr>
-          <w:rFonts w:ascii="Times New Roman" w:hAnsi="Times New Roman" w:cs="Times New Roman"/>
-        </w:rPr>
-        <w:t>classes :</w:t>
-      </w:r>
-      <w:proofErr w:type="gramEnd"/>
-      <w:r>
-        <w:rPr>
-          <w:rFonts w:ascii="Times New Roman" w:hAnsi="Times New Roman" w:cs="Times New Roman"/>
-        </w:rPr>
-        <w:t xml:space="preserve"> bacterial, Normal, and Viral. It uses the same ImageNet pretrained backbone as model 1, but with a different classifier head: </w:t>
-      </w:r>
-      <w:proofErr w:type="gramStart"/>
-      <w:r>
-        <w:rPr>
-          <w:rFonts w:ascii="Times New Roman" w:hAnsi="Times New Roman" w:cs="Times New Roman"/>
-        </w:rPr>
-        <w:t>Linear(</w:t>
-      </w:r>
-      <w:proofErr w:type="gramEnd"/>
-      <w:r>
-        <w:rPr>
-          <w:rFonts w:ascii="Times New Roman" w:hAnsi="Times New Roman" w:cs="Times New Roman"/>
-        </w:rPr>
-        <w:t xml:space="preserve">1024→256) → </w:t>
-      </w:r>
-      <w:proofErr w:type="spellStart"/>
-      <w:r>
-        <w:rPr>
-          <w:rFonts w:ascii="Times New Roman" w:hAnsi="Times New Roman" w:cs="Times New Roman"/>
-        </w:rPr>
-        <w:t>ReLu</w:t>
-      </w:r>
-      <w:proofErr w:type="spellEnd"/>
-      <w:r>
-        <w:rPr>
-          <w:rFonts w:ascii="Times New Roman" w:hAnsi="Times New Roman" w:cs="Times New Roman"/>
-        </w:rPr>
-        <w:t xml:space="preserve"> → </w:t>
-      </w:r>
-      <w:proofErr w:type="gramStart"/>
-      <w:r>
-        <w:rPr>
-          <w:rFonts w:ascii="Times New Roman" w:hAnsi="Times New Roman" w:cs="Times New Roman"/>
-        </w:rPr>
-        <w:t>Dropout(</w:t>
-      </w:r>
-      <w:proofErr w:type="gramEnd"/>
-      <w:r>
-        <w:rPr>
-          <w:rFonts w:ascii="Times New Roman" w:hAnsi="Times New Roman" w:cs="Times New Roman"/>
-        </w:rPr>
-        <w:t xml:space="preserve">0,4) → </w:t>
-      </w:r>
-      <w:proofErr w:type="gramStart"/>
-      <w:r>
-        <w:rPr>
-          <w:rFonts w:ascii="Times New Roman" w:hAnsi="Times New Roman" w:cs="Times New Roman"/>
-        </w:rPr>
-        <w:t>Linear(</w:t>
-      </w:r>
-      <w:proofErr w:type="gramEnd"/>
-      <w:r>
-        <w:rPr>
-          <w:rFonts w:ascii="Times New Roman" w:hAnsi="Times New Roman" w:cs="Times New Roman"/>
-        </w:rPr>
-        <w:t xml:space="preserve">256 → 3). </w:t>
-      </w:r>
-      <w:proofErr w:type="spellStart"/>
-      <w:r>
-        <w:rPr>
-          <w:rFonts w:ascii="Times New Roman" w:hAnsi="Times New Roman" w:cs="Times New Roman"/>
-        </w:rPr>
-        <w:t>DenseBlock</w:t>
-      </w:r>
-      <w:proofErr w:type="spellEnd"/>
-      <w:r>
-        <w:rPr>
-          <w:rFonts w:ascii="Times New Roman" w:hAnsi="Times New Roman" w:cs="Times New Roman"/>
-        </w:rPr>
-        <w:t xml:space="preserve"> 1-3 were fully frozen during training, and </w:t>
-      </w:r>
-      <w:proofErr w:type="spellStart"/>
-      <w:r>
-        <w:rPr>
-          <w:rFonts w:ascii="Times New Roman" w:hAnsi="Times New Roman" w:cs="Times New Roman"/>
-        </w:rPr>
-        <w:t>DenseBlock</w:t>
-      </w:r>
-      <w:proofErr w:type="spellEnd"/>
-      <w:r>
-        <w:rPr>
-          <w:rFonts w:ascii="Times New Roman" w:hAnsi="Times New Roman" w:cs="Times New Roman"/>
-        </w:rPr>
-        <w:t xml:space="preserve"> 4 was partially frozen, limiting the number of </w:t>
-      </w:r>
-      <w:proofErr w:type="spellStart"/>
-      <w:r>
-        <w:rPr>
-          <w:rFonts w:ascii="Times New Roman" w:hAnsi="Times New Roman" w:cs="Times New Roman"/>
-        </w:rPr>
-        <w:t>trinable</w:t>
-      </w:r>
-      <w:proofErr w:type="spellEnd"/>
-      <w:r>
-        <w:rPr>
-          <w:rFonts w:ascii="Times New Roman" w:hAnsi="Times New Roman" w:cs="Times New Roman"/>
-        </w:rPr>
-        <w:t xml:space="preserve"> parameters to reduce overfitting on the relatively small training set. </w:t>
+        <w:t xml:space="preserve">Model 2 is a second DenseNet121 network trained to distinguish between three pneumonia related classes : bacterial, Normal, and Viral. It uses the same ImageNet pretrained backbone as model 1, but with a different classifier head: Linear(1024→256) → ReLu → Dropout(0,4) → Linear(256 → 3). DenseBlock 1-3 were fully frozen during training, and DenseBlock 4 was partially frozen, limiting the number of trinable parameters to reduce overfitting on the relatively small training set. </w:t>
       </w:r>
     </w:p>
     <w:p>
@@ -1768,144 +1598,7 @@
           <w:rFonts w:ascii="Times New Roman" w:hAnsi="Times New Roman" w:cs="Times New Roman"/>
           <w:u w:val="single"/>
         </w:rPr>
-        <w:t xml:space="preserve">The training data </w:t>
-      </w:r>
-      <w:proofErr w:type="spellStart"/>
-      <w:r>
-        <w:rPr>
-          <w:rFonts w:ascii="Times New Roman" w:hAnsi="Times New Roman" w:cs="Times New Roman"/>
-          <w:u w:val="single"/>
-        </w:rPr>
-        <w:t>contrained</w:t>
-      </w:r>
-      <w:proofErr w:type="spellEnd"/>
-      <w:r>
-        <w:rPr>
-          <w:rFonts w:ascii="Times New Roman" w:hAnsi="Times New Roman" w:cs="Times New Roman"/>
-          <w:u w:val="single"/>
-        </w:rPr>
-        <w:t xml:space="preserve"> significantly more bacterial samples than Viral, and Normal cases were underrepresented </w:t>
-      </w:r>
-      <w:proofErr w:type="spellStart"/>
-      <w:r>
-        <w:rPr>
-          <w:rFonts w:ascii="Times New Roman" w:hAnsi="Times New Roman" w:cs="Times New Roman"/>
-          <w:u w:val="single"/>
-        </w:rPr>
-        <w:t>relatie</w:t>
-      </w:r>
-      <w:proofErr w:type="spellEnd"/>
-      <w:r>
-        <w:rPr>
-          <w:rFonts w:ascii="Times New Roman" w:hAnsi="Times New Roman" w:cs="Times New Roman"/>
-          <w:u w:val="single"/>
-        </w:rPr>
-        <w:t xml:space="preserve"> to both. To handle this, class weights were applied to the </w:t>
-      </w:r>
-      <w:proofErr w:type="spellStart"/>
-      <w:r>
-        <w:rPr>
-          <w:rFonts w:ascii="Times New Roman" w:hAnsi="Times New Roman" w:cs="Times New Roman"/>
-          <w:u w:val="single"/>
-        </w:rPr>
-        <w:t>CrossEntropyLoss</w:t>
-      </w:r>
-      <w:proofErr w:type="spellEnd"/>
-      <w:r>
-        <w:rPr>
-          <w:rFonts w:ascii="Times New Roman" w:hAnsi="Times New Roman" w:cs="Times New Roman"/>
-          <w:u w:val="single"/>
-        </w:rPr>
-        <w:t xml:space="preserve"> function. Seven training attempts were ran with varying weight configurations. Early iterations using weights close to 1:3:1 (</w:t>
-      </w:r>
-      <w:proofErr w:type="spellStart"/>
-      <w:proofErr w:type="gramStart"/>
-      <w:r>
-        <w:rPr>
-          <w:rFonts w:ascii="Times New Roman" w:hAnsi="Times New Roman" w:cs="Times New Roman"/>
-          <w:u w:val="single"/>
-        </w:rPr>
-        <w:t>Bacterial:Normal</w:t>
-      </w:r>
-      <w:proofErr w:type="gramEnd"/>
-      <w:r>
-        <w:rPr>
-          <w:rFonts w:ascii="Times New Roman" w:hAnsi="Times New Roman" w:cs="Times New Roman"/>
-          <w:u w:val="single"/>
-        </w:rPr>
-        <w:t>:Viral</w:t>
-      </w:r>
-      <w:proofErr w:type="spellEnd"/>
-      <w:r>
-        <w:rPr>
-          <w:rFonts w:ascii="Times New Roman" w:hAnsi="Times New Roman" w:cs="Times New Roman"/>
-          <w:u w:val="single"/>
-        </w:rPr>
-        <w:t xml:space="preserve">) achieved around 70% </w:t>
-      </w:r>
-      <w:proofErr w:type="spellStart"/>
-      <w:r>
-        <w:rPr>
-          <w:rFonts w:ascii="Times New Roman" w:hAnsi="Times New Roman" w:cs="Times New Roman"/>
-          <w:u w:val="single"/>
-        </w:rPr>
-        <w:t>vadiation</w:t>
-      </w:r>
-      <w:proofErr w:type="spellEnd"/>
-      <w:r>
-        <w:rPr>
-          <w:rFonts w:ascii="Times New Roman" w:hAnsi="Times New Roman" w:cs="Times New Roman"/>
-          <w:u w:val="single"/>
-        </w:rPr>
-        <w:t xml:space="preserve"> </w:t>
-      </w:r>
-      <w:proofErr w:type="gramStart"/>
-      <w:r>
-        <w:rPr>
-          <w:rFonts w:ascii="Times New Roman" w:hAnsi="Times New Roman" w:cs="Times New Roman"/>
-          <w:u w:val="single"/>
-        </w:rPr>
-        <w:t>accuracy, but</w:t>
-      </w:r>
-      <w:proofErr w:type="gramEnd"/>
-      <w:r>
-        <w:rPr>
-          <w:rFonts w:ascii="Times New Roman" w:hAnsi="Times New Roman" w:cs="Times New Roman"/>
-          <w:u w:val="single"/>
-        </w:rPr>
-        <w:t xml:space="preserve"> exhibited consistent overfitting. Increasing the Normal weight progressively reduced overfitting and improved overall accuracy. The final configuration used weights of </w:t>
-      </w:r>
-      <w:proofErr w:type="gramStart"/>
-      <w:r>
-        <w:rPr>
-          <w:rFonts w:ascii="Times New Roman" w:hAnsi="Times New Roman" w:cs="Times New Roman"/>
-          <w:u w:val="single"/>
-        </w:rPr>
-        <w:t>0.7 :</w:t>
-      </w:r>
-      <w:proofErr w:type="gramEnd"/>
-      <w:r>
-        <w:rPr>
-          <w:rFonts w:ascii="Times New Roman" w:hAnsi="Times New Roman" w:cs="Times New Roman"/>
-          <w:u w:val="single"/>
-        </w:rPr>
-        <w:t xml:space="preserve"> </w:t>
-      </w:r>
-      <w:proofErr w:type="gramStart"/>
-      <w:r>
-        <w:rPr>
-          <w:rFonts w:ascii="Times New Roman" w:hAnsi="Times New Roman" w:cs="Times New Roman"/>
-          <w:u w:val="single"/>
-        </w:rPr>
-        <w:t>7.0 :</w:t>
-      </w:r>
-      <w:proofErr w:type="gramEnd"/>
-      <w:r>
-        <w:rPr>
-          <w:rFonts w:ascii="Times New Roman" w:hAnsi="Times New Roman" w:cs="Times New Roman"/>
-          <w:u w:val="single"/>
-        </w:rPr>
-        <w:t xml:space="preserve"> 0.4, which produced the best generalization </w:t>
+        <w:t xml:space="preserve">The training data contrained significantly more bacterial samples than Viral, and Normal cases were underrepresented relatie to both. To handle this, class weights were applied to the CrossEntropyLoss function. Seven training attempts were ran with varying weight configurations. Early iterations using weights close to 1:3:1 (Bacterial:Normal:Viral) achieved around 70% vadiation accuracy, but exhibited consistent overfitting. Increasing the Normal weight progressively reduced overfitting and improved overall accuracy. The final configuration used weights of 0.7 : 7.0 : 0.4, which produced the best generalization </w:t>
       </w:r>
     </w:p>
     <w:p>
@@ -1929,7 +1622,7 @@
     </w:p>
     <w:tbl>
       <w:tblPr>
-        <w:tblStyle w:val="TableGrid"/>
+        <w:tblStyle w:val="af2"/>
         <w:tblW w:w="0" w:type="auto"/>
         <w:tblLook w:val="04A0" w:firstRow="1" w:lastRow="0" w:firstColumn="1" w:lastColumn="0" w:noHBand="0" w:noVBand="1"/>
       </w:tblPr>
@@ -1972,21 +1665,7 @@
               <w:rPr>
                 <w:rFonts w:ascii="Times New Roman" w:hAnsi="Times New Roman" w:cs="Times New Roman"/>
               </w:rPr>
-              <w:t>Weights (</w:t>
-            </w:r>
-            <w:proofErr w:type="gramStart"/>
-            <w:r>
-              <w:rPr>
-                <w:rFonts w:ascii="Times New Roman" w:hAnsi="Times New Roman" w:cs="Times New Roman"/>
-              </w:rPr>
-              <w:t>B:N</w:t>
-            </w:r>
-            <w:proofErr w:type="gramEnd"/>
-            <w:r>
-              <w:rPr>
-                <w:rFonts w:ascii="Times New Roman" w:hAnsi="Times New Roman" w:cs="Times New Roman"/>
-              </w:rPr>
-              <w:t>:V)</w:t>
+              <w:t>Weights (B:N:V)</w:t>
             </w:r>
           </w:p>
         </w:tc>
@@ -2056,7 +1735,6 @@
                 <w:rFonts w:ascii="Times New Roman" w:hAnsi="Times New Roman" w:cs="Times New Roman"/>
               </w:rPr>
             </w:pPr>
-            <w:proofErr w:type="gramStart"/>
             <w:r>
               <w:rPr>
                 <w:rFonts w:ascii="Times New Roman" w:hAnsi="Times New Roman" w:cs="Times New Roman"/>
@@ -2073,28 +1751,7 @@
               <w:rPr>
                 <w:rFonts w:ascii="Times New Roman" w:hAnsi="Times New Roman" w:cs="Times New Roman"/>
               </w:rPr>
-              <w:t xml:space="preserve"> :</w:t>
-            </w:r>
-            <w:proofErr w:type="gramEnd"/>
-            <w:r>
-              <w:rPr>
-                <w:rFonts w:ascii="Times New Roman" w:hAnsi="Times New Roman" w:cs="Times New Roman"/>
-              </w:rPr>
-              <w:t xml:space="preserve"> </w:t>
-            </w:r>
-            <w:proofErr w:type="gramStart"/>
-            <w:r>
-              <w:rPr>
-                <w:rFonts w:ascii="Times New Roman" w:hAnsi="Times New Roman" w:cs="Times New Roman"/>
-              </w:rPr>
-              <w:t>3.0 :</w:t>
-            </w:r>
-            <w:proofErr w:type="gramEnd"/>
-            <w:r>
-              <w:rPr>
-                <w:rFonts w:ascii="Times New Roman" w:hAnsi="Times New Roman" w:cs="Times New Roman"/>
-              </w:rPr>
-              <w:t xml:space="preserve"> 1.0</w:t>
+              <w:t xml:space="preserve"> : 3.0 : 1.0</w:t>
             </w:r>
           </w:p>
         </w:tc>
@@ -2164,7 +1821,6 @@
                 <w:rFonts w:ascii="Times New Roman" w:hAnsi="Times New Roman" w:cs="Times New Roman"/>
               </w:rPr>
             </w:pPr>
-            <w:proofErr w:type="gramStart"/>
             <w:r>
               <w:rPr>
                 <w:rFonts w:ascii="Times New Roman" w:hAnsi="Times New Roman" w:cs="Times New Roman"/>
@@ -2181,28 +1837,7 @@
               <w:rPr>
                 <w:rFonts w:ascii="Times New Roman" w:hAnsi="Times New Roman" w:cs="Times New Roman"/>
               </w:rPr>
-              <w:t xml:space="preserve"> :</w:t>
-            </w:r>
-            <w:proofErr w:type="gramEnd"/>
-            <w:r>
-              <w:rPr>
-                <w:rFonts w:ascii="Times New Roman" w:hAnsi="Times New Roman" w:cs="Times New Roman"/>
-              </w:rPr>
-              <w:t xml:space="preserve"> </w:t>
-            </w:r>
-            <w:proofErr w:type="gramStart"/>
-            <w:r>
-              <w:rPr>
-                <w:rFonts w:ascii="Times New Roman" w:hAnsi="Times New Roman" w:cs="Times New Roman"/>
-              </w:rPr>
-              <w:t>2.5 :</w:t>
-            </w:r>
-            <w:proofErr w:type="gramEnd"/>
-            <w:r>
-              <w:rPr>
-                <w:rFonts w:ascii="Times New Roman" w:hAnsi="Times New Roman" w:cs="Times New Roman"/>
-              </w:rPr>
-              <w:t xml:space="preserve"> 1.2</w:t>
+              <w:t xml:space="preserve"> : 2.5 : 1.2</w:t>
             </w:r>
           </w:p>
         </w:tc>
@@ -2272,7 +1907,6 @@
                 <w:rFonts w:ascii="Times New Roman" w:hAnsi="Times New Roman" w:cs="Times New Roman"/>
               </w:rPr>
             </w:pPr>
-            <w:proofErr w:type="gramStart"/>
             <w:r>
               <w:rPr>
                 <w:rFonts w:ascii="Times New Roman" w:hAnsi="Times New Roman" w:cs="Times New Roman"/>
@@ -2289,28 +1923,7 @@
               <w:rPr>
                 <w:rFonts w:ascii="Times New Roman" w:hAnsi="Times New Roman" w:cs="Times New Roman"/>
               </w:rPr>
-              <w:t xml:space="preserve"> :</w:t>
-            </w:r>
-            <w:proofErr w:type="gramEnd"/>
-            <w:r>
-              <w:rPr>
-                <w:rFonts w:ascii="Times New Roman" w:hAnsi="Times New Roman" w:cs="Times New Roman"/>
-              </w:rPr>
-              <w:t xml:space="preserve"> </w:t>
-            </w:r>
-            <w:proofErr w:type="gramStart"/>
-            <w:r>
-              <w:rPr>
-                <w:rFonts w:ascii="Times New Roman" w:hAnsi="Times New Roman" w:cs="Times New Roman"/>
-              </w:rPr>
-              <w:t>4.0 :</w:t>
-            </w:r>
-            <w:proofErr w:type="gramEnd"/>
-            <w:r>
-              <w:rPr>
-                <w:rFonts w:ascii="Times New Roman" w:hAnsi="Times New Roman" w:cs="Times New Roman"/>
-              </w:rPr>
-              <w:t xml:space="preserve"> 0.5</w:t>
+              <w:t xml:space="preserve"> : 4.0 : 0.5</w:t>
             </w:r>
           </w:p>
         </w:tc>
@@ -2380,7 +1993,6 @@
                 <w:rFonts w:ascii="Times New Roman" w:hAnsi="Times New Roman" w:cs="Times New Roman"/>
               </w:rPr>
             </w:pPr>
-            <w:proofErr w:type="gramStart"/>
             <w:r>
               <w:rPr>
                 <w:rFonts w:ascii="Times New Roman" w:hAnsi="Times New Roman" w:cs="Times New Roman"/>
@@ -2397,28 +2009,7 @@
               <w:rPr>
                 <w:rFonts w:ascii="Times New Roman" w:hAnsi="Times New Roman" w:cs="Times New Roman"/>
               </w:rPr>
-              <w:t xml:space="preserve"> :</w:t>
-            </w:r>
-            <w:proofErr w:type="gramEnd"/>
-            <w:r>
-              <w:rPr>
-                <w:rFonts w:ascii="Times New Roman" w:hAnsi="Times New Roman" w:cs="Times New Roman"/>
-              </w:rPr>
-              <w:t xml:space="preserve"> </w:t>
-            </w:r>
-            <w:proofErr w:type="gramStart"/>
-            <w:r>
-              <w:rPr>
-                <w:rFonts w:ascii="Times New Roman" w:hAnsi="Times New Roman" w:cs="Times New Roman"/>
-              </w:rPr>
-              <w:t>3.0 :</w:t>
-            </w:r>
-            <w:proofErr w:type="gramEnd"/>
-            <w:r>
-              <w:rPr>
-                <w:rFonts w:ascii="Times New Roman" w:hAnsi="Times New Roman" w:cs="Times New Roman"/>
-              </w:rPr>
-              <w:t xml:space="preserve"> 0.7</w:t>
+              <w:t xml:space="preserve"> : 3.0 : 0.7</w:t>
             </w:r>
           </w:p>
         </w:tc>
@@ -2488,7 +2079,6 @@
                 <w:rFonts w:ascii="Times New Roman" w:hAnsi="Times New Roman" w:cs="Times New Roman"/>
               </w:rPr>
             </w:pPr>
-            <w:proofErr w:type="gramStart"/>
             <w:r>
               <w:rPr>
                 <w:rFonts w:ascii="Times New Roman" w:hAnsi="Times New Roman" w:cs="Times New Roman"/>
@@ -2505,28 +2095,7 @@
               <w:rPr>
                 <w:rFonts w:ascii="Times New Roman" w:hAnsi="Times New Roman" w:cs="Times New Roman"/>
               </w:rPr>
-              <w:t xml:space="preserve"> :</w:t>
-            </w:r>
-            <w:proofErr w:type="gramEnd"/>
-            <w:r>
-              <w:rPr>
-                <w:rFonts w:ascii="Times New Roman" w:hAnsi="Times New Roman" w:cs="Times New Roman"/>
-              </w:rPr>
-              <w:t xml:space="preserve"> </w:t>
-            </w:r>
-            <w:proofErr w:type="gramStart"/>
-            <w:r>
-              <w:rPr>
-                <w:rFonts w:ascii="Times New Roman" w:hAnsi="Times New Roman" w:cs="Times New Roman"/>
-              </w:rPr>
-              <w:t>3.0 :</w:t>
-            </w:r>
-            <w:proofErr w:type="gramEnd"/>
-            <w:r>
-              <w:rPr>
-                <w:rFonts w:ascii="Times New Roman" w:hAnsi="Times New Roman" w:cs="Times New Roman"/>
-              </w:rPr>
-              <w:t xml:space="preserve"> 0.7  </w:t>
+              <w:t xml:space="preserve"> : 3.0 : 0.7  </w:t>
             </w:r>
           </w:p>
         </w:tc>
@@ -2596,33 +2165,11 @@
                 <w:rFonts w:ascii="Times New Roman" w:hAnsi="Times New Roman" w:cs="Times New Roman"/>
               </w:rPr>
             </w:pPr>
-            <w:proofErr w:type="gramStart"/>
-            <w:r>
-              <w:rPr>
-                <w:rFonts w:ascii="Times New Roman" w:hAnsi="Times New Roman" w:cs="Times New Roman"/>
-              </w:rPr>
-              <w:t>0.8 :</w:t>
-            </w:r>
-            <w:proofErr w:type="gramEnd"/>
-            <w:r>
-              <w:rPr>
-                <w:rFonts w:ascii="Times New Roman" w:hAnsi="Times New Roman" w:cs="Times New Roman"/>
-              </w:rPr>
-              <w:t xml:space="preserve"> </w:t>
-            </w:r>
-            <w:proofErr w:type="gramStart"/>
-            <w:r>
-              <w:rPr>
-                <w:rFonts w:ascii="Times New Roman" w:hAnsi="Times New Roman" w:cs="Times New Roman"/>
-              </w:rPr>
-              <w:t>6.0 :</w:t>
-            </w:r>
-            <w:proofErr w:type="gramEnd"/>
-            <w:r>
-              <w:rPr>
-                <w:rFonts w:ascii="Times New Roman" w:hAnsi="Times New Roman" w:cs="Times New Roman"/>
-              </w:rPr>
-              <w:t xml:space="preserve"> 0.6</w:t>
+            <w:r>
+              <w:rPr>
+                <w:rFonts w:ascii="Times New Roman" w:hAnsi="Times New Roman" w:cs="Times New Roman"/>
+              </w:rPr>
+              <w:t>0.8 : 6.0 : 0.6</w:t>
             </w:r>
           </w:p>
         </w:tc>
@@ -2692,33 +2239,11 @@
                 <w:rFonts w:ascii="Times New Roman" w:hAnsi="Times New Roman" w:cs="Times New Roman"/>
               </w:rPr>
             </w:pPr>
-            <w:proofErr w:type="gramStart"/>
-            <w:r>
-              <w:rPr>
-                <w:rFonts w:ascii="Times New Roman" w:hAnsi="Times New Roman" w:cs="Times New Roman"/>
-              </w:rPr>
-              <w:t>0.7 :</w:t>
-            </w:r>
-            <w:proofErr w:type="gramEnd"/>
-            <w:r>
-              <w:rPr>
-                <w:rFonts w:ascii="Times New Roman" w:hAnsi="Times New Roman" w:cs="Times New Roman"/>
-              </w:rPr>
-              <w:t xml:space="preserve"> </w:t>
-            </w:r>
-            <w:proofErr w:type="gramStart"/>
-            <w:r>
-              <w:rPr>
-                <w:rFonts w:ascii="Times New Roman" w:hAnsi="Times New Roman" w:cs="Times New Roman"/>
-              </w:rPr>
-              <w:t>7.0 :</w:t>
-            </w:r>
-            <w:proofErr w:type="gramEnd"/>
-            <w:r>
-              <w:rPr>
-                <w:rFonts w:ascii="Times New Roman" w:hAnsi="Times New Roman" w:cs="Times New Roman"/>
-              </w:rPr>
-              <w:t xml:space="preserve"> 0.4</w:t>
+            <w:r>
+              <w:rPr>
+                <w:rFonts w:ascii="Times New Roman" w:hAnsi="Times New Roman" w:cs="Times New Roman"/>
+              </w:rPr>
+              <w:t>0.7 : 7.0 : 0.4</w:t>
             </w:r>
           </w:p>
         </w:tc>
@@ -2777,21 +2302,169 @@
         <w:rPr>
           <w:rFonts w:ascii="Times New Roman" w:hAnsi="Times New Roman" w:cs="Times New Roman"/>
         </w:rPr>
-        <w:t xml:space="preserve">Early stopping with a patience of 5 epochs was added starting at Attempt 6, which prevents the model form training past its performance peak. The final model (7) achieved 85.6% validation accuracy. The per class confusion results were Bacterial with 224/240 correct (16 misclassified as Normal), Normal with 205/231 correct (9 → Bacterial, 17 → Viral), and Viral with 100/147 correct (37→ Bacterial, 10 → Normal). Viral pneumonia remained the most difficult class to distinguished, likely due to its visual </w:t>
-      </w:r>
-      <w:proofErr w:type="gramStart"/>
-      <w:r>
-        <w:rPr>
-          <w:rFonts w:ascii="Times New Roman" w:hAnsi="Times New Roman" w:cs="Times New Roman"/>
-        </w:rPr>
-        <w:t>similar to</w:t>
-      </w:r>
-      <w:proofErr w:type="gramEnd"/>
-      <w:r>
-        <w:rPr>
-          <w:rFonts w:ascii="Times New Roman" w:hAnsi="Times New Roman" w:cs="Times New Roman"/>
-        </w:rPr>
-        <w:t xml:space="preserve"> bacterial pneumonia on X-Ray  </w:t>
+        <w:t xml:space="preserve">Early stopping with a patience of 5 epochs was added starting at Attempt 6, which prevents the model form training past its performance peak. The final model (7) achieved 85.6% validation accuracy. The per class confusion results were Bacterial with 224/240 correct (16 misclassified as Normal), Normal with 205/231 correct (9 → Bacterial, 17 → Viral), and Viral with 100/147 correct (37→ Bacterial, 10 → Normal). Viral pneumonia remained the most difficult class to distinguished, likely due to its visual similar to bacterial pneumonia on X-Ray  </w:t>
+      </w:r>
+    </w:p>
+    <w:p>
+      <w:pPr>
+        <w:rPr>
+          <w:rFonts w:ascii="Times New Roman" w:hAnsi="Times New Roman" w:cs="Times New Roman"/>
+          <w:lang w:eastAsia="zh-CN"/>
+        </w:rPr>
+      </w:pPr>
+      <w:r>
+        <w:rPr>
+          <w:noProof/>
+        </w:rPr>
+        <w:lastRenderedPageBreak/>
+        <w:drawing>
+          <wp:inline distT="0" distB="0" distL="0" distR="0" wp14:anchorId="5A06D54A" wp14:editId="4C174151">
+            <wp:extent cx="3246120" cy="3042078"/>
+            <wp:effectExtent l="0" t="0" r="0" b="6350"/>
+            <wp:docPr id="1517943031" name="图片 1" descr="The Confusion Matrix for DenseNet121 shows a comparison of predicted versus actual classifications, with values indicating the number of true positives, true negatives, false positives, and false negatives for Bacterial, Normal, and Viral categories.&#10;&#10;AI 生成的内容可能不正确。"/>
+            <wp:cNvGraphicFramePr>
+              <a:graphicFrameLocks xmlns:a="http://schemas.openxmlformats.org/drawingml/2006/main" noChangeAspect="1"/>
+            </wp:cNvGraphicFramePr>
+            <a:graphic xmlns:a="http://schemas.openxmlformats.org/drawingml/2006/main">
+              <a:graphicData uri="http://schemas.openxmlformats.org/drawingml/2006/picture">
+                <pic:pic xmlns:pic="http://schemas.openxmlformats.org/drawingml/2006/picture">
+                  <pic:nvPicPr>
+                    <pic:cNvPr id="1517943031" name="图片 1" descr="The Confusion Matrix for DenseNet121 shows a comparison of predicted versus actual classifications, with values indicating the number of true positives, true negatives, false positives, and false negatives for Bacterial, Normal, and Viral categories.&#10;&#10;AI 生成的内容可能不正确。"/>
+                    <pic:cNvPicPr>
+                      <a:picLocks noChangeAspect="1" noChangeArrowheads="1"/>
+                    </pic:cNvPicPr>
+                  </pic:nvPicPr>
+                  <pic:blipFill>
+                    <a:blip r:embed="rId11">
+                      <a:extLst>
+                        <a:ext uri="{28A0092B-C50C-407E-A947-70E740481C1C}">
+                          <a14:useLocalDpi xmlns:a14="http://schemas.microsoft.com/office/drawing/2010/main" val="0"/>
+                        </a:ext>
+                      </a:extLst>
+                    </a:blip>
+                    <a:srcRect/>
+                    <a:stretch>
+                      <a:fillRect/>
+                    </a:stretch>
+                  </pic:blipFill>
+                  <pic:spPr bwMode="auto">
+                    <a:xfrm>
+                      <a:off x="0" y="0"/>
+                      <a:ext cx="3248207" cy="3044034"/>
+                    </a:xfrm>
+                    <a:prstGeom prst="rect">
+                      <a:avLst/>
+                    </a:prstGeom>
+                    <a:noFill/>
+                    <a:ln>
+                      <a:noFill/>
+                    </a:ln>
+                  </pic:spPr>
+                </pic:pic>
+              </a:graphicData>
+            </a:graphic>
+          </wp:inline>
+        </w:drawing>
+      </w:r>
+    </w:p>
+    <w:p>
+      <w:pPr>
+        <w:rPr>
+          <w:rFonts w:ascii="Times New Roman" w:hAnsi="Times New Roman" w:cs="Times New Roman"/>
+          <w:lang w:eastAsia="zh-CN"/>
+        </w:rPr>
+      </w:pPr>
+      <w:r>
+        <w:rPr>
+          <w:rFonts w:ascii="Times New Roman" w:hAnsi="Times New Roman" w:cs="Times New Roman" w:hint="eastAsia"/>
+          <w:lang w:eastAsia="zh-CN"/>
+        </w:rPr>
+        <w:t xml:space="preserve">Figure 5: Confusion matrix for </w:t>
+      </w:r>
+      <w:r>
+        <w:rPr>
+          <w:rFonts w:ascii="Times New Roman" w:hAnsi="Times New Roman" w:cs="Times New Roman"/>
+          <w:lang w:eastAsia="zh-CN"/>
+        </w:rPr>
+        <w:t>model</w:t>
+      </w:r>
+      <w:r>
+        <w:rPr>
+          <w:rFonts w:ascii="Times New Roman" w:hAnsi="Times New Roman" w:cs="Times New Roman" w:hint="eastAsia"/>
+          <w:lang w:eastAsia="zh-CN"/>
+        </w:rPr>
+        <w:t xml:space="preserve"> 2 training result</w:t>
+      </w:r>
+    </w:p>
+    <w:p>
+      <w:pPr>
+        <w:rPr>
+          <w:rFonts w:ascii="Times New Roman" w:hAnsi="Times New Roman" w:cs="Times New Roman"/>
+          <w:lang w:eastAsia="zh-CN"/>
+        </w:rPr>
+      </w:pPr>
+      <w:r>
+        <w:rPr>
+          <w:rFonts w:ascii="Times New Roman" w:hAnsi="Times New Roman" w:cs="Times New Roman"/>
+          <w:lang w:eastAsia="zh-CN"/>
+        </w:rPr>
+        <w:drawing>
+          <wp:inline distT="0" distB="0" distL="0" distR="0" wp14:anchorId="7DB85AC4" wp14:editId="7D2CF1BC">
+            <wp:extent cx="3600953" cy="1581371"/>
+            <wp:effectExtent l="0" t="0" r="0" b="0"/>
+            <wp:docPr id="1943025974" name="图片 1" descr="The image displays a table comparing various performance metrics (precision, recall, F1 score, and support) for different categories (bacterial, normal, and viral) in a classification task, with overall and weighted averages.&#10;&#10;AI 生成的内容可能不正确。"/>
+            <wp:cNvGraphicFramePr>
+              <a:graphicFrameLocks xmlns:a="http://schemas.openxmlformats.org/drawingml/2006/main" noChangeAspect="1"/>
+            </wp:cNvGraphicFramePr>
+            <a:graphic xmlns:a="http://schemas.openxmlformats.org/drawingml/2006/main">
+              <a:graphicData uri="http://schemas.openxmlformats.org/drawingml/2006/picture">
+                <pic:pic xmlns:pic="http://schemas.openxmlformats.org/drawingml/2006/picture">
+                  <pic:nvPicPr>
+                    <pic:cNvPr id="1943025974" name="图片 1" descr="The image displays a table comparing various performance metrics (precision, recall, F1 score, and support) for different categories (bacterial, normal, and viral) in a classification task, with overall and weighted averages.&#10;&#10;AI 生成的内容可能不正确。"/>
+                    <pic:cNvPicPr/>
+                  </pic:nvPicPr>
+                  <pic:blipFill>
+                    <a:blip r:embed="rId12"/>
+                    <a:stretch>
+                      <a:fillRect/>
+                    </a:stretch>
+                  </pic:blipFill>
+                  <pic:spPr>
+                    <a:xfrm>
+                      <a:off x="0" y="0"/>
+                      <a:ext cx="3600953" cy="1581371"/>
+                    </a:xfrm>
+                    <a:prstGeom prst="rect">
+                      <a:avLst/>
+                    </a:prstGeom>
+                  </pic:spPr>
+                </pic:pic>
+              </a:graphicData>
+            </a:graphic>
+          </wp:inline>
+        </w:drawing>
+      </w:r>
+    </w:p>
+    <w:p>
+      <w:pPr>
+        <w:rPr>
+          <w:rFonts w:ascii="Times New Roman" w:hAnsi="Times New Roman" w:cs="Times New Roman" w:hint="eastAsia"/>
+          <w:lang w:val="es-ES" w:eastAsia="zh-CN"/>
+        </w:rPr>
+      </w:pPr>
+      <w:r>
+        <w:rPr>
+          <w:rFonts w:ascii="Times New Roman" w:hAnsi="Times New Roman" w:cs="Times New Roman" w:hint="eastAsia"/>
+          <w:lang w:val="es-ES" w:eastAsia="zh-CN"/>
+        </w:rPr>
+        <w:t>Figure 6: Model 2 tra</w:t>
+      </w:r>
+      <w:r>
+        <w:rPr>
+          <w:rFonts w:ascii="Times New Roman" w:hAnsi="Times New Roman" w:cs="Times New Roman" w:hint="eastAsia"/>
+          <w:lang w:val="es-ES" w:eastAsia="zh-CN"/>
+        </w:rPr>
+        <w:t>ining scores</w:t>
       </w:r>
     </w:p>
     <w:p>
@@ -2801,6 +2474,7 @@
           <w:b/>
           <w:bCs/>
           <w:u w:val="single"/>
+          <w:lang w:val="es-ES"/>
         </w:rPr>
       </w:pPr>
       <w:r>
@@ -2809,6 +2483,7 @@
           <w:b/>
           <w:bCs/>
           <w:u w:val="single"/>
+          <w:lang w:val="es-ES"/>
         </w:rPr>
         <w:t xml:space="preserve">Model 2 Conclusion </w:t>
       </w:r>
@@ -2823,56 +2498,7 @@
         <w:rPr>
           <w:rFonts w:ascii="Times New Roman" w:hAnsi="Times New Roman" w:cs="Times New Roman"/>
         </w:rPr>
-        <w:t xml:space="preserve">Model 2 </w:t>
-      </w:r>
-      <w:proofErr w:type="spellStart"/>
-      <w:r>
-        <w:rPr>
-          <w:rFonts w:ascii="Times New Roman" w:hAnsi="Times New Roman" w:cs="Times New Roman"/>
-        </w:rPr>
-        <w:t>demostrated</w:t>
-      </w:r>
-      <w:proofErr w:type="spellEnd"/>
-      <w:r>
-        <w:rPr>
-          <w:rFonts w:ascii="Times New Roman" w:hAnsi="Times New Roman" w:cs="Times New Roman"/>
-        </w:rPr>
-        <w:t xml:space="preserve"> that iterative tuning of class weights is a practical and effective strategy for addressing </w:t>
-      </w:r>
-      <w:proofErr w:type="spellStart"/>
-      <w:r>
-        <w:rPr>
-          <w:rFonts w:ascii="Times New Roman" w:hAnsi="Times New Roman" w:cs="Times New Roman"/>
-        </w:rPr>
-        <w:t>servere</w:t>
-      </w:r>
-      <w:proofErr w:type="spellEnd"/>
-      <w:r>
-        <w:rPr>
-          <w:rFonts w:ascii="Times New Roman" w:hAnsi="Times New Roman" w:cs="Times New Roman"/>
-        </w:rPr>
-        <w:t xml:space="preserve"> class imbalance in medical image classification. By progressively adjusting the loss weight across seven training attempts, the model improved from 70% to 85.6% validation accuracy while eliminating overfitting. Although Viral Pneumonia remained the most </w:t>
-      </w:r>
-      <w:proofErr w:type="spellStart"/>
-      <w:r>
-        <w:rPr>
-          <w:rFonts w:ascii="Times New Roman" w:hAnsi="Times New Roman" w:cs="Times New Roman"/>
-        </w:rPr>
-        <w:t>challending</w:t>
-      </w:r>
-      <w:proofErr w:type="spellEnd"/>
-      <w:r>
-        <w:rPr>
-          <w:rFonts w:ascii="Times New Roman" w:hAnsi="Times New Roman" w:cs="Times New Roman"/>
-        </w:rPr>
-        <w:t xml:space="preserve"> class due to its visual similarity to Bacterial cases on X-Ray, the model achieved </w:t>
-      </w:r>
-      <w:r>
-        <w:rPr>
-          <w:rFonts w:ascii="Times New Roman" w:hAnsi="Times New Roman" w:cs="Times New Roman"/>
-        </w:rPr>
-        <w:lastRenderedPageBreak/>
-        <w:t xml:space="preserve">strong overall performance. These results confirm that a frozen backbone transfer learning approach with targeted loss weighting can produce reliable pneumonia subtype classification, particularly when paired with early stopping to preserve peak generalization. </w:t>
+        <w:t xml:space="preserve">Model 2 demostrated that iterative tuning of class weights is a practical and effective strategy for addressing servere class imbalance in medical image classification. By progressively adjusting the loss weight across seven training attempts, the model improved from 70% to 85.6% validation accuracy while eliminating overfitting. Although Viral Pneumonia remained the most challending class due to its visual similarity to Bacterial cases on X-Ray, the model achieved strong overall performance. These results confirm that a frozen backbone transfer learning approach with targeted loss weighting can produce reliable pneumonia subtype classification, particularly when paired with early stopping to preserve peak generalization. </w:t>
       </w:r>
     </w:p>
     <w:p>
@@ -2908,73 +2534,38 @@
         <w:rPr>
           <w:rFonts w:ascii="Times New Roman" w:eastAsia="Aptos" w:hAnsi="Times New Roman" w:cs="Times New Roman"/>
         </w:rPr>
-        <w:t xml:space="preserve">To make the </w:t>
-      </w:r>
-      <w:proofErr w:type="gramStart"/>
+        <w:t xml:space="preserve">To make the two model </w:t>
+      </w:r>
       <w:r>
         <w:rPr>
           <w:rFonts w:ascii="Times New Roman" w:eastAsia="Aptos" w:hAnsi="Times New Roman" w:cs="Times New Roman"/>
         </w:rPr>
-        <w:t>two model</w:t>
-      </w:r>
-      <w:proofErr w:type="gramEnd"/>
+        <w:t>pipeline</w:t>
+      </w:r>
       <w:r>
         <w:rPr>
           <w:rFonts w:ascii="Times New Roman" w:eastAsia="Aptos" w:hAnsi="Times New Roman" w:cs="Times New Roman"/>
         </w:rPr>
-        <w:t xml:space="preserve"> </w:t>
+        <w:t xml:space="preserve"> accessible, the </w:t>
       </w:r>
       <w:r>
         <w:rPr>
           <w:rFonts w:ascii="Times New Roman" w:eastAsia="Aptos" w:hAnsi="Times New Roman" w:cs="Times New Roman"/>
         </w:rPr>
-        <w:t>pipeline</w:t>
+        <w:t>project</w:t>
       </w:r>
       <w:r>
         <w:rPr>
           <w:rFonts w:ascii="Times New Roman" w:eastAsia="Aptos" w:hAnsi="Times New Roman" w:cs="Times New Roman"/>
         </w:rPr>
-        <w:t xml:space="preserve"> accessible, the </w:t>
+        <w:t xml:space="preserve"> was deployed on an interactive web application using Streamlit. The app runs locally and allows a user to upload a chest X-ray image </w:t>
       </w:r>
       <w:r>
         <w:rPr>
           <w:rFonts w:ascii="Times New Roman" w:eastAsia="Aptos" w:hAnsi="Times New Roman" w:cs="Times New Roman"/>
         </w:rPr>
-        <w:t>project</w:t>
-      </w:r>
-      <w:r>
-        <w:rPr>
-          <w:rFonts w:ascii="Times New Roman" w:eastAsia="Aptos" w:hAnsi="Times New Roman" w:cs="Times New Roman"/>
-        </w:rPr>
-        <w:t xml:space="preserve"> was deployed on an interactive web application using </w:t>
-      </w:r>
-      <w:proofErr w:type="spellStart"/>
-      <w:r>
-        <w:rPr>
-          <w:rFonts w:ascii="Times New Roman" w:eastAsia="Aptos" w:hAnsi="Times New Roman" w:cs="Times New Roman"/>
-        </w:rPr>
-        <w:t>Streamlit</w:t>
-      </w:r>
-      <w:proofErr w:type="spellEnd"/>
-      <w:r>
-        <w:rPr>
-          <w:rFonts w:ascii="Times New Roman" w:eastAsia="Aptos" w:hAnsi="Times New Roman" w:cs="Times New Roman"/>
-        </w:rPr>
-        <w:t xml:space="preserve">. The app runs locally and allows a user to upload a chest X-ray image and receive a classification result afterwards. The interface is designed to be </w:t>
-      </w:r>
-      <w:proofErr w:type="gramStart"/>
-      <w:r>
-        <w:rPr>
-          <w:rFonts w:ascii="Times New Roman" w:eastAsia="Aptos" w:hAnsi="Times New Roman" w:cs="Times New Roman"/>
-        </w:rPr>
-        <w:t>straightforward, and</w:t>
-      </w:r>
-      <w:proofErr w:type="gramEnd"/>
-      <w:r>
-        <w:rPr>
-          <w:rFonts w:ascii="Times New Roman" w:eastAsia="Aptos" w:hAnsi="Times New Roman" w:cs="Times New Roman"/>
-        </w:rPr>
-        <w:t xml:space="preserve"> allowing PNG/JPG.</w:t>
+        <w:lastRenderedPageBreak/>
+        <w:t>and receive a classification result afterwards. The interface is designed to be straightforward, and allowing PNG/JPG.</w:t>
       </w:r>
     </w:p>
     <w:p>
@@ -3040,47 +2631,7 @@
         <w:rPr>
           <w:rFonts w:ascii="Times New Roman" w:eastAsia="Aptos" w:hAnsi="Times New Roman" w:cs="Times New Roman"/>
         </w:rPr>
-        <w:t xml:space="preserve">The outputs from both models are combined using a </w:t>
-      </w:r>
-      <w:proofErr w:type="gramStart"/>
-      <w:r>
-        <w:rPr>
-          <w:rFonts w:ascii="Times New Roman" w:eastAsia="Aptos" w:hAnsi="Times New Roman" w:cs="Times New Roman"/>
-        </w:rPr>
-        <w:t>confidence based</w:t>
-      </w:r>
-      <w:proofErr w:type="gramEnd"/>
-      <w:r>
-        <w:rPr>
-          <w:rFonts w:ascii="Times New Roman" w:eastAsia="Aptos" w:hAnsi="Times New Roman" w:cs="Times New Roman"/>
-        </w:rPr>
-        <w:t xml:space="preserve"> rule. If model 1’s Pneumonia confidence exceeds 80%, Model 2’s “Normal” output is overridden, and the high of the Bacterial or Viral is selected as the final diagnosis. If model 1’s Pneumonia confidence is 80% or below, Model 2’s prediction is accepted as is, including the possibility of a </w:t>
-      </w:r>
-      <w:proofErr w:type="gramStart"/>
-      <w:r>
-        <w:rPr>
-          <w:rFonts w:ascii="Times New Roman" w:eastAsia="Aptos" w:hAnsi="Times New Roman" w:cs="Times New Roman"/>
-        </w:rPr>
-        <w:t>Normal</w:t>
-      </w:r>
-      <w:proofErr w:type="gramEnd"/>
-      <w:r>
-        <w:rPr>
-          <w:rFonts w:ascii="Times New Roman" w:eastAsia="Aptos" w:hAnsi="Times New Roman" w:cs="Times New Roman"/>
-        </w:rPr>
-        <w:t xml:space="preserve"> result. This threshold was chosen to prevent Model 2 from dismissing high confidence </w:t>
-      </w:r>
-      <w:r>
-        <w:rPr>
-          <w:rFonts w:ascii="Times New Roman" w:eastAsia="Aptos" w:hAnsi="Times New Roman" w:cs="Times New Roman"/>
-        </w:rPr>
-        <w:t xml:space="preserve">Pneumonia </w:t>
-      </w:r>
-      <w:r>
-        <w:rPr>
-          <w:rFonts w:ascii="Times New Roman" w:eastAsia="Aptos" w:hAnsi="Times New Roman" w:cs="Times New Roman"/>
-        </w:rPr>
-        <w:t>cases due to noise in its own prediction.</w:t>
+        <w:t>The outputs from both models are combined using a confidence based rule. If model 1’s Pneumonia confidence exceeds 80%, Model 2’s “Normal” output is overridden, and the high of the Bacterial or Viral is selected as the final diagnosis. If model 1’s Pneumonia confidence is 80% or below, Model 2’s prediction is accepted as is, including the possibility of a Normal result. This threshold was chosen to prevent Model 2 from dismissing high confidence Pneumonia cases due to noise in its own prediction.</w:t>
       </w:r>
     </w:p>
     <w:p>
@@ -3094,6 +2645,7 @@
       <w:r>
         <w:rPr>
           <w:rFonts w:ascii="Times New Roman" w:eastAsia="Aptos" w:hAnsi="Times New Roman" w:cs="Times New Roman"/>
+          <w:noProof/>
         </w:rPr>
         <w:drawing>
           <wp:inline distT="0" distB="0" distL="0" distR="0" wp14:anchorId="2B10C5A3" wp14:editId="2344969C">
@@ -3111,7 +2663,7 @@
                     <pic:cNvPicPr/>
                   </pic:nvPicPr>
                   <pic:blipFill>
-                    <a:blip r:embed="rId11"/>
+                    <a:blip r:embed="rId13"/>
                     <a:stretch>
                       <a:fillRect/>
                     </a:stretch>
@@ -3140,6 +2692,7 @@
       <w:r>
         <w:rPr>
           <w:rFonts w:ascii="Times New Roman" w:eastAsia="Aptos" w:hAnsi="Times New Roman" w:cs="Times New Roman"/>
+          <w:noProof/>
         </w:rPr>
         <w:drawing>
           <wp:inline distT="0" distB="0" distL="0" distR="0" wp14:anchorId="60B65912" wp14:editId="29E11EF5">
@@ -3157,7 +2710,7 @@
                     <pic:cNvPicPr/>
                   </pic:nvPicPr>
                   <pic:blipFill>
-                    <a:blip r:embed="rId12"/>
+                    <a:blip r:embed="rId14"/>
                     <a:stretch>
                       <a:fillRect/>
                     </a:stretch>
@@ -3189,7 +2742,6 @@
           <w:u w:val="single"/>
         </w:rPr>
       </w:pPr>
-      <w:proofErr w:type="gramStart"/>
       <w:r>
         <w:rPr>
           <w:rFonts w:ascii="Times New Roman" w:eastAsia="Aptos" w:hAnsi="Times New Roman" w:cs="Times New Roman"/>
@@ -3197,18 +2749,7 @@
           <w:bCs/>
           <w:u w:val="single"/>
         </w:rPr>
-        <w:lastRenderedPageBreak/>
-        <w:t>Final Conclusion</w:t>
-      </w:r>
-      <w:proofErr w:type="gramEnd"/>
-      <w:r>
-        <w:rPr>
-          <w:rFonts w:ascii="Times New Roman" w:eastAsia="Aptos" w:hAnsi="Times New Roman" w:cs="Times New Roman"/>
-          <w:b/>
-          <w:bCs/>
-          <w:u w:val="single"/>
-        </w:rPr>
-        <w:t xml:space="preserve"> </w:t>
+        <w:t xml:space="preserve">Final Conclusion </w:t>
       </w:r>
     </w:p>
     <w:p>
@@ -3223,59 +2764,38 @@
         <w:rPr>
           <w:rFonts w:ascii="Times New Roman" w:eastAsia="Aptos" w:hAnsi="Times New Roman" w:cs="Times New Roman"/>
         </w:rPr>
-        <w:t xml:space="preserve">This project developed a </w:t>
-      </w:r>
-      <w:proofErr w:type="gramStart"/>
+        <w:t xml:space="preserve">This project developed a two stage deep learning pipeline for automated chest X-ray classification. Model 1 served as a triage classifier, screening X-rays for Normal, </w:t>
+      </w:r>
       <w:r>
         <w:rPr>
           <w:rFonts w:ascii="Times New Roman" w:eastAsia="Aptos" w:hAnsi="Times New Roman" w:cs="Times New Roman"/>
         </w:rPr>
-        <w:t>two stage</w:t>
-      </w:r>
-      <w:proofErr w:type="gramEnd"/>
+        <w:t>Pneumonia</w:t>
+      </w:r>
       <w:r>
         <w:rPr>
           <w:rFonts w:ascii="Times New Roman" w:eastAsia="Aptos" w:hAnsi="Times New Roman" w:cs="Times New Roman"/>
         </w:rPr>
-        <w:t xml:space="preserve"> deep learning pipeline for automated chest X-ray classification. Model 1 served as a triage classifier, screening X-rays for Normal, </w:t>
+        <w:t>, or Tuberculosis using DenseNet121 fine-tuned</w:t>
       </w:r>
       <w:r>
         <w:rPr>
           <w:rFonts w:ascii="Times New Roman" w:eastAsia="Aptos" w:hAnsi="Times New Roman" w:cs="Times New Roman"/>
         </w:rPr>
-        <w:t>Pneumonia</w:t>
+        <w:t xml:space="preserve"> on a labeled dataset, achieving approximately 78% test accuracy. When pneumonia is detected, model 2 performs </w:t>
       </w:r>
       <w:r>
         <w:rPr>
           <w:rFonts w:ascii="Times New Roman" w:eastAsia="Aptos" w:hAnsi="Times New Roman" w:cs="Times New Roman"/>
         </w:rPr>
-        <w:t>, or Tuberculosis using DenseNet121 fine-tuned</w:t>
+        <w:t xml:space="preserve">subtype classification between Bacterial and Viral pneumonia, reaching 75.6% validation accuracy after interactive tuning of class weights and </w:t>
       </w:r>
       <w:r>
         <w:rPr>
           <w:rFonts w:ascii="Times New Roman" w:eastAsia="Aptos" w:hAnsi="Times New Roman" w:cs="Times New Roman"/>
         </w:rPr>
-        <w:t xml:space="preserve"> on a labeled dataset, achieving approximately 78% test accuracy. When pneumonia is detected, model 2 performs </w:t>
-      </w:r>
-      <w:r>
-        <w:rPr>
-          <w:rFonts w:ascii="Times New Roman" w:eastAsia="Aptos" w:hAnsi="Times New Roman" w:cs="Times New Roman"/>
-        </w:rPr>
-        <w:t xml:space="preserve">subtype classification between Bacterial and Viral pneumonia, reaching 75.6% validation accuracy after interactive tuning of class weights and training strategy. Both </w:t>
-      </w:r>
-      <w:proofErr w:type="gramStart"/>
-      <w:r>
-        <w:rPr>
-          <w:rFonts w:ascii="Times New Roman" w:eastAsia="Aptos" w:hAnsi="Times New Roman" w:cs="Times New Roman"/>
-        </w:rPr>
-        <w:t>model</w:t>
-      </w:r>
-      <w:proofErr w:type="gramEnd"/>
-      <w:r>
-        <w:rPr>
-          <w:rFonts w:ascii="Times New Roman" w:eastAsia="Aptos" w:hAnsi="Times New Roman" w:cs="Times New Roman"/>
-        </w:rPr>
-        <w:t xml:space="preserve"> share the same DenseNet121 backbone and preprocessing pipeline, which simplified integrations. </w:t>
+        <w:lastRenderedPageBreak/>
+        <w:t xml:space="preserve">training strategy. Both model share the same DenseNet121 backbone and preprocessing pipeline, which simplified integrations. </w:t>
       </w:r>
     </w:p>
     <w:tbl>
@@ -3347,21 +2867,7 @@
               <w:rPr>
                 <w:rFonts w:ascii="Times New Roman" w:hAnsi="Times New Roman"/>
               </w:rPr>
-              <w:t xml:space="preserve">1. </w:t>
-            </w:r>
-            <w:proofErr w:type="spellStart"/>
-            <w:r>
-              <w:rPr>
-                <w:rFonts w:ascii="Times New Roman" w:hAnsi="Times New Roman"/>
-              </w:rPr>
-              <w:t>Chongyi</w:t>
-            </w:r>
-            <w:proofErr w:type="spellEnd"/>
-            <w:r>
-              <w:rPr>
-                <w:rFonts w:ascii="Times New Roman" w:hAnsi="Times New Roman"/>
-              </w:rPr>
-              <w:t xml:space="preserve"> Wang</w:t>
+              <w:t>1. Chongyi Wang</w:t>
             </w:r>
           </w:p>
         </w:tc>
@@ -3472,7 +2978,7 @@
         </w:rPr>
         <w:t xml:space="preserve">Mohanty, S. (2025). Chest X-ray dataset for pneumonia classification [Data set]. Kaggle. </w:t>
       </w:r>
-      <w:hyperlink r:id="rId13" w:history="1">
+      <w:hyperlink r:id="rId15" w:history="1">
         <w:r>
           <w:rPr>
             <w:rFonts w:ascii="Times New Roman" w:eastAsia="Aptos" w:hAnsi="Times New Roman" w:cs="Times New Roman"/>
@@ -3496,7 +3002,7 @@
         </w:rPr>
         <w:t xml:space="preserve">Rehan, M. (n.d.). Chest X-ray dataset [Data set]. Kaggle. </w:t>
       </w:r>
-      <w:hyperlink r:id="rId14" w:history="1">
+      <w:hyperlink r:id="rId16" w:history="1">
         <w:r>
           <w:rPr>
             <w:rFonts w:ascii="Times New Roman" w:eastAsia="Aptos" w:hAnsi="Times New Roman" w:cs="Times New Roman"/>
@@ -3514,21 +3020,13 @@
           <w:rFonts w:ascii="Times New Roman" w:eastAsia="Aptos" w:hAnsi="Times New Roman" w:cs="Times New Roman"/>
         </w:rPr>
       </w:pPr>
-      <w:proofErr w:type="spellStart"/>
       <w:r>
         <w:rPr>
           <w:rFonts w:ascii="Times New Roman" w:eastAsia="Aptos" w:hAnsi="Times New Roman" w:cs="Times New Roman"/>
         </w:rPr>
-        <w:t>PyTorch</w:t>
-      </w:r>
-      <w:proofErr w:type="spellEnd"/>
-      <w:r>
-        <w:rPr>
-          <w:rFonts w:ascii="Times New Roman" w:eastAsia="Aptos" w:hAnsi="Times New Roman" w:cs="Times New Roman"/>
-        </w:rPr>
-        <w:t xml:space="preserve">. (n.d.). DenseNet-121 [Data set]. Kaggle. </w:t>
-      </w:r>
-      <w:hyperlink r:id="rId15" w:history="1">
+        <w:t xml:space="preserve">PyTorch. (n.d.). DenseNet-121 [Data set]. Kaggle. </w:t>
+      </w:r>
+      <w:hyperlink r:id="rId17" w:history="1">
         <w:r>
           <w:rPr>
             <w:rFonts w:ascii="Times New Roman" w:eastAsia="Aptos" w:hAnsi="Times New Roman" w:cs="Times New Roman"/>
@@ -3546,7 +3044,7 @@
           <w:rFonts w:ascii="Times New Roman" w:eastAsia="Aptos" w:hAnsi="Times New Roman" w:cs="Times New Roman"/>
         </w:rPr>
       </w:pPr>
-      <w:hyperlink r:id="rId16" w:history="1">
+      <w:hyperlink r:id="rId18" w:history="1">
         <w:r>
           <w:rPr>
             <w:rFonts w:ascii="Times New Roman" w:eastAsia="Aptos" w:hAnsi="Times New Roman" w:cs="Times New Roman"/>
@@ -3568,7 +3066,7 @@
       </w:pPr>
     </w:p>
     <w:sectPr>
-      <w:headerReference w:type="default" r:id="rId17"/>
+      <w:headerReference w:type="default" r:id="rId19"/>
       <w:pgSz w:w="12240" w:h="15840"/>
       <w:pgMar w:top="1440" w:right="1440" w:bottom="1440" w:left="1440" w:header="720" w:footer="720" w:gutter="0"/>
       <w:cols w:space="720"/>
@@ -3632,13 +3130,13 @@
 <w:hdr xmlns:wpc="http://schemas.microsoft.com/office/word/2010/wordprocessingCanvas" xmlns:cx="http://schemas.microsoft.com/office/drawing/2014/chartex" xmlns:cx1="http://schemas.microsoft.com/office/drawing/2015/9/8/chartex" xmlns:cx2="http://schemas.microsoft.com/office/drawing/2015/10/21/chartex" xmlns:cx3="http://schemas.microsoft.com/office/drawing/2016/5/9/chartex" xmlns:cx4="http://schemas.microsoft.com/office/drawing/2016/5/10/chartex" xmlns:cx5="http://schemas.microsoft.com/office/drawing/2016/5/11/chartex" xmlns:cx6="http://schemas.microsoft.com/office/drawing/2016/5/12/chartex" xmlns:cx7="http://schemas.microsoft.com/office/drawing/2016/5/13/chartex" xmlns:cx8="http://schemas.microsoft.com/office/drawing/2016/5/14/chartex" xmlns:mc="http://schemas.openxmlformats.org/markup-compatibility/2006" xmlns:aink="http://schemas.microsoft.com/office/drawing/2016/ink" xmlns:am3d="http://schemas.microsoft.com/office/drawing/2017/model3d" xmlns:o="urn:schemas-microsoft-com:office:office" xmlns:oel="http://schemas.microsoft.com/office/2019/extlst" xmlns:r="http://schemas.openxmlformats.org/officeDocument/2006/relationships" xmlns:m="http://schemas.openxmlformats.org/officeDocument/2006/math" xmlns:v="urn:schemas-microsoft-com:vml" xmlns:wp14="http://schemas.microsoft.com/office/word/2010/wordprocessingDrawing" xmlns:wp="http://schemas.openxmlformats.org/drawingml/2006/wordprocessingDrawing" xmlns:w10="urn:schemas-microsoft-com:office:word" xmlns:w="http://schemas.openxmlformats.org/wordprocessingml/2006/main" xmlns:w14="http://schemas.microsoft.com/office/word/2010/wordml" xmlns:w15="http://schemas.microsoft.com/office/word/2012/wordml" xmlns:w16cex="http://schemas.microsoft.com/office/word/2018/wordml/cex" xmlns:w16cid="http://schemas.microsoft.com/office/word/2016/wordml/cid" xmlns:w16="http://schemas.microsoft.com/office/word/2018/wordml" xmlns:w16du="http://schemas.microsoft.com/office/word/2023/wordml/word16du" xmlns:w16sdtdh="http://schemas.microsoft.com/office/word/2020/wordml/sdtdatahash" xmlns:w16sdtfl="http://schemas.microsoft.com/office/word/2024/wordml/sdtformatlock" xmlns:w16se="http://schemas.microsoft.com/office/word/2015/wordml/symex" xmlns:wpg="http://schemas.microsoft.com/office/word/2010/wordprocessingGroup" xmlns:wpi="http://schemas.microsoft.com/office/word/2010/wordprocessingInk" xmlns:wne="http://schemas.microsoft.com/office/word/2006/wordml" xmlns:wps="http://schemas.microsoft.com/office/word/2010/wordprocessingShape" mc:Ignorable="w14 w15 w16se w16cid w16 w16cex w16sdtdh w16sdtfl w16du wp14">
   <w:p>
     <w:pPr>
-      <w:pStyle w:val="Header"/>
+      <w:pStyle w:val="ae"/>
       <w:jc w:val="right"/>
     </w:pPr>
   </w:p>
   <w:p>
     <w:pPr>
-      <w:pStyle w:val="Header"/>
+      <w:pStyle w:val="ae"/>
     </w:pPr>
   </w:p>
 </w:hdr>
@@ -3649,7 +3147,7 @@
   <w:docDefaults>
     <w:rPrDefault>
       <w:rPr>
-        <w:rFonts w:asciiTheme="minorHAnsi" w:eastAsiaTheme="minorHAnsi" w:hAnsiTheme="minorHAnsi" w:cstheme="minorBidi"/>
+        <w:rFonts w:asciiTheme="minorHAnsi" w:eastAsiaTheme="minorEastAsia" w:hAnsiTheme="minorHAnsi" w:cstheme="minorBidi"/>
         <w:kern w:val="2"/>
         <w:sz w:val="24"/>
         <w:szCs w:val="24"/>
@@ -4041,15 +3539,15 @@
     <w:lsdException w:name="Unresolved Mention" w:semiHidden="1" w:unhideWhenUsed="1"/>
     <w:lsdException w:name="Smart Link" w:semiHidden="1" w:unhideWhenUsed="1"/>
   </w:latentStyles>
-  <w:style w:type="paragraph" w:default="1" w:styleId="Normal">
+  <w:style w:type="paragraph" w:default="1" w:styleId="a">
     <w:name w:val="Normal"/>
     <w:qFormat/>
   </w:style>
-  <w:style w:type="paragraph" w:styleId="Heading1">
+  <w:style w:type="paragraph" w:styleId="1">
     <w:name w:val="heading 1"/>
-    <w:basedOn w:val="Normal"/>
-    <w:next w:val="Normal"/>
-    <w:link w:val="Heading1Char"/>
+    <w:basedOn w:val="a"/>
+    <w:next w:val="a"/>
+    <w:link w:val="10"/>
     <w:uiPriority w:val="9"/>
     <w:qFormat/>
     <w:rsid w:val="00892B71"/>
@@ -4066,11 +3564,11 @@
       <w:szCs w:val="40"/>
     </w:rPr>
   </w:style>
-  <w:style w:type="paragraph" w:styleId="Heading2">
+  <w:style w:type="paragraph" w:styleId="2">
     <w:name w:val="heading 2"/>
-    <w:basedOn w:val="Normal"/>
-    <w:next w:val="Normal"/>
-    <w:link w:val="Heading2Char"/>
+    <w:basedOn w:val="a"/>
+    <w:next w:val="a"/>
+    <w:link w:val="20"/>
     <w:uiPriority w:val="9"/>
     <w:semiHidden/>
     <w:unhideWhenUsed/>
@@ -4089,11 +3587,11 @@
       <w:szCs w:val="32"/>
     </w:rPr>
   </w:style>
-  <w:style w:type="paragraph" w:styleId="Heading3">
+  <w:style w:type="paragraph" w:styleId="3">
     <w:name w:val="heading 3"/>
-    <w:basedOn w:val="Normal"/>
-    <w:next w:val="Normal"/>
-    <w:link w:val="Heading3Char"/>
+    <w:basedOn w:val="a"/>
+    <w:next w:val="a"/>
+    <w:link w:val="30"/>
     <w:uiPriority w:val="9"/>
     <w:semiHidden/>
     <w:unhideWhenUsed/>
@@ -4112,11 +3610,11 @@
       <w:szCs w:val="28"/>
     </w:rPr>
   </w:style>
-  <w:style w:type="paragraph" w:styleId="Heading4">
+  <w:style w:type="paragraph" w:styleId="4">
     <w:name w:val="heading 4"/>
-    <w:basedOn w:val="Normal"/>
-    <w:next w:val="Normal"/>
-    <w:link w:val="Heading4Char"/>
+    <w:basedOn w:val="a"/>
+    <w:next w:val="a"/>
+    <w:link w:val="40"/>
     <w:uiPriority w:val="9"/>
     <w:semiHidden/>
     <w:unhideWhenUsed/>
@@ -4135,11 +3633,11 @@
       <w:color w:val="0F4761" w:themeColor="accent1" w:themeShade="BF"/>
     </w:rPr>
   </w:style>
-  <w:style w:type="paragraph" w:styleId="Heading5">
+  <w:style w:type="paragraph" w:styleId="5">
     <w:name w:val="heading 5"/>
-    <w:basedOn w:val="Normal"/>
-    <w:next w:val="Normal"/>
-    <w:link w:val="Heading5Char"/>
+    <w:basedOn w:val="a"/>
+    <w:next w:val="a"/>
+    <w:link w:val="50"/>
     <w:uiPriority w:val="9"/>
     <w:semiHidden/>
     <w:unhideWhenUsed/>
@@ -4156,11 +3654,11 @@
       <w:color w:val="0F4761" w:themeColor="accent1" w:themeShade="BF"/>
     </w:rPr>
   </w:style>
-  <w:style w:type="paragraph" w:styleId="Heading6">
+  <w:style w:type="paragraph" w:styleId="6">
     <w:name w:val="heading 6"/>
-    <w:basedOn w:val="Normal"/>
-    <w:next w:val="Normal"/>
-    <w:link w:val="Heading6Char"/>
+    <w:basedOn w:val="a"/>
+    <w:next w:val="a"/>
+    <w:link w:val="60"/>
     <w:uiPriority w:val="9"/>
     <w:semiHidden/>
     <w:unhideWhenUsed/>
@@ -4179,11 +3677,11 @@
       <w:color w:val="595959" w:themeColor="text1" w:themeTint="A6"/>
     </w:rPr>
   </w:style>
-  <w:style w:type="paragraph" w:styleId="Heading7">
+  <w:style w:type="paragraph" w:styleId="7">
     <w:name w:val="heading 7"/>
-    <w:basedOn w:val="Normal"/>
-    <w:next w:val="Normal"/>
-    <w:link w:val="Heading7Char"/>
+    <w:basedOn w:val="a"/>
+    <w:next w:val="a"/>
+    <w:link w:val="70"/>
     <w:uiPriority w:val="9"/>
     <w:semiHidden/>
     <w:unhideWhenUsed/>
@@ -4200,11 +3698,11 @@
       <w:color w:val="595959" w:themeColor="text1" w:themeTint="A6"/>
     </w:rPr>
   </w:style>
-  <w:style w:type="paragraph" w:styleId="Heading8">
+  <w:style w:type="paragraph" w:styleId="8">
     <w:name w:val="heading 8"/>
-    <w:basedOn w:val="Normal"/>
-    <w:next w:val="Normal"/>
-    <w:link w:val="Heading8Char"/>
+    <w:basedOn w:val="a"/>
+    <w:next w:val="a"/>
+    <w:link w:val="80"/>
     <w:uiPriority w:val="9"/>
     <w:semiHidden/>
     <w:unhideWhenUsed/>
@@ -4223,11 +3721,11 @@
       <w:color w:val="272727" w:themeColor="text1" w:themeTint="D8"/>
     </w:rPr>
   </w:style>
-  <w:style w:type="paragraph" w:styleId="Heading9">
+  <w:style w:type="paragraph" w:styleId="9">
     <w:name w:val="heading 9"/>
-    <w:basedOn w:val="Normal"/>
-    <w:next w:val="Normal"/>
-    <w:link w:val="Heading9Char"/>
+    <w:basedOn w:val="a"/>
+    <w:next w:val="a"/>
+    <w:link w:val="90"/>
     <w:uiPriority w:val="9"/>
     <w:semiHidden/>
     <w:unhideWhenUsed/>
@@ -4244,13 +3742,13 @@
       <w:color w:val="272727" w:themeColor="text1" w:themeTint="D8"/>
     </w:rPr>
   </w:style>
-  <w:style w:type="character" w:default="1" w:styleId="DefaultParagraphFont">
+  <w:style w:type="character" w:default="1" w:styleId="a0">
     <w:name w:val="Default Paragraph Font"/>
     <w:uiPriority w:val="1"/>
     <w:semiHidden/>
     <w:unhideWhenUsed/>
   </w:style>
-  <w:style w:type="table" w:default="1" w:styleId="TableNormal">
+  <w:style w:type="table" w:default="1" w:styleId="a1">
     <w:name w:val="Normal Table"/>
     <w:uiPriority w:val="99"/>
     <w:semiHidden/>
@@ -4265,16 +3763,16 @@
       </w:tblCellMar>
     </w:tblPr>
   </w:style>
-  <w:style w:type="numbering" w:default="1" w:styleId="NoList">
+  <w:style w:type="numbering" w:default="1" w:styleId="a2">
     <w:name w:val="No List"/>
     <w:uiPriority w:val="99"/>
     <w:semiHidden/>
     <w:unhideWhenUsed/>
   </w:style>
-  <w:style w:type="character" w:customStyle="1" w:styleId="Heading1Char">
-    <w:name w:val="Heading 1 Char"/>
-    <w:basedOn w:val="DefaultParagraphFont"/>
-    <w:link w:val="Heading1"/>
+  <w:style w:type="character" w:customStyle="1" w:styleId="10">
+    <w:name w:val="标题 1 字符"/>
+    <w:basedOn w:val="a0"/>
+    <w:link w:val="1"/>
     <w:uiPriority w:val="9"/>
     <w:rsid w:val="00892B71"/>
     <w:rPr>
@@ -4284,10 +3782,10 @@
       <w:szCs w:val="40"/>
     </w:rPr>
   </w:style>
-  <w:style w:type="character" w:customStyle="1" w:styleId="Heading2Char">
-    <w:name w:val="Heading 2 Char"/>
-    <w:basedOn w:val="DefaultParagraphFont"/>
-    <w:link w:val="Heading2"/>
+  <w:style w:type="character" w:customStyle="1" w:styleId="20">
+    <w:name w:val="标题 2 字符"/>
+    <w:basedOn w:val="a0"/>
+    <w:link w:val="2"/>
     <w:uiPriority w:val="9"/>
     <w:semiHidden/>
     <w:rsid w:val="00892B71"/>
@@ -4298,10 +3796,10 @@
       <w:szCs w:val="32"/>
     </w:rPr>
   </w:style>
-  <w:style w:type="character" w:customStyle="1" w:styleId="Heading3Char">
-    <w:name w:val="Heading 3 Char"/>
-    <w:basedOn w:val="DefaultParagraphFont"/>
-    <w:link w:val="Heading3"/>
+  <w:style w:type="character" w:customStyle="1" w:styleId="30">
+    <w:name w:val="标题 3 字符"/>
+    <w:basedOn w:val="a0"/>
+    <w:link w:val="3"/>
     <w:uiPriority w:val="9"/>
     <w:semiHidden/>
     <w:rsid w:val="00892B71"/>
@@ -4312,10 +3810,10 @@
       <w:szCs w:val="28"/>
     </w:rPr>
   </w:style>
-  <w:style w:type="character" w:customStyle="1" w:styleId="Heading4Char">
-    <w:name w:val="Heading 4 Char"/>
-    <w:basedOn w:val="DefaultParagraphFont"/>
-    <w:link w:val="Heading4"/>
+  <w:style w:type="character" w:customStyle="1" w:styleId="40">
+    <w:name w:val="标题 4 字符"/>
+    <w:basedOn w:val="a0"/>
+    <w:link w:val="4"/>
     <w:uiPriority w:val="9"/>
     <w:semiHidden/>
     <w:rsid w:val="00892B71"/>
@@ -4326,10 +3824,10 @@
       <w:color w:val="0F4761" w:themeColor="accent1" w:themeShade="BF"/>
     </w:rPr>
   </w:style>
-  <w:style w:type="character" w:customStyle="1" w:styleId="Heading5Char">
-    <w:name w:val="Heading 5 Char"/>
-    <w:basedOn w:val="DefaultParagraphFont"/>
-    <w:link w:val="Heading5"/>
+  <w:style w:type="character" w:customStyle="1" w:styleId="50">
+    <w:name w:val="标题 5 字符"/>
+    <w:basedOn w:val="a0"/>
+    <w:link w:val="5"/>
     <w:uiPriority w:val="9"/>
     <w:semiHidden/>
     <w:rsid w:val="00892B71"/>
@@ -4338,10 +3836,10 @@
       <w:color w:val="0F4761" w:themeColor="accent1" w:themeShade="BF"/>
     </w:rPr>
   </w:style>
-  <w:style w:type="character" w:customStyle="1" w:styleId="Heading6Char">
-    <w:name w:val="Heading 6 Char"/>
-    <w:basedOn w:val="DefaultParagraphFont"/>
-    <w:link w:val="Heading6"/>
+  <w:style w:type="character" w:customStyle="1" w:styleId="60">
+    <w:name w:val="标题 6 字符"/>
+    <w:basedOn w:val="a0"/>
+    <w:link w:val="6"/>
     <w:uiPriority w:val="9"/>
     <w:semiHidden/>
     <w:rsid w:val="00892B71"/>
@@ -4352,10 +3850,10 @@
       <w:color w:val="595959" w:themeColor="text1" w:themeTint="A6"/>
     </w:rPr>
   </w:style>
-  <w:style w:type="character" w:customStyle="1" w:styleId="Heading7Char">
-    <w:name w:val="Heading 7 Char"/>
-    <w:basedOn w:val="DefaultParagraphFont"/>
-    <w:link w:val="Heading7"/>
+  <w:style w:type="character" w:customStyle="1" w:styleId="70">
+    <w:name w:val="标题 7 字符"/>
+    <w:basedOn w:val="a0"/>
+    <w:link w:val="7"/>
     <w:uiPriority w:val="9"/>
     <w:semiHidden/>
     <w:rsid w:val="00892B71"/>
@@ -4364,10 +3862,10 @@
       <w:color w:val="595959" w:themeColor="text1" w:themeTint="A6"/>
     </w:rPr>
   </w:style>
-  <w:style w:type="character" w:customStyle="1" w:styleId="Heading8Char">
-    <w:name w:val="Heading 8 Char"/>
-    <w:basedOn w:val="DefaultParagraphFont"/>
-    <w:link w:val="Heading8"/>
+  <w:style w:type="character" w:customStyle="1" w:styleId="80">
+    <w:name w:val="标题 8 字符"/>
+    <w:basedOn w:val="a0"/>
+    <w:link w:val="8"/>
     <w:uiPriority w:val="9"/>
     <w:semiHidden/>
     <w:rsid w:val="00892B71"/>
@@ -4378,10 +3876,10 @@
       <w:color w:val="272727" w:themeColor="text1" w:themeTint="D8"/>
     </w:rPr>
   </w:style>
-  <w:style w:type="character" w:customStyle="1" w:styleId="Heading9Char">
-    <w:name w:val="Heading 9 Char"/>
-    <w:basedOn w:val="DefaultParagraphFont"/>
-    <w:link w:val="Heading9"/>
+  <w:style w:type="character" w:customStyle="1" w:styleId="90">
+    <w:name w:val="标题 9 字符"/>
+    <w:basedOn w:val="a0"/>
+    <w:link w:val="9"/>
     <w:uiPriority w:val="9"/>
     <w:semiHidden/>
     <w:rsid w:val="00892B71"/>
@@ -4390,11 +3888,11 @@
       <w:color w:val="272727" w:themeColor="text1" w:themeTint="D8"/>
     </w:rPr>
   </w:style>
-  <w:style w:type="paragraph" w:styleId="Title">
+  <w:style w:type="paragraph" w:styleId="a3">
     <w:name w:val="Title"/>
-    <w:basedOn w:val="Normal"/>
-    <w:next w:val="Normal"/>
-    <w:link w:val="TitleChar"/>
+    <w:basedOn w:val="a"/>
+    <w:next w:val="a"/>
+    <w:link w:val="a4"/>
     <w:uiPriority w:val="10"/>
     <w:qFormat/>
     <w:rsid w:val="00892B71"/>
@@ -4410,10 +3908,10 @@
       <w:szCs w:val="56"/>
     </w:rPr>
   </w:style>
-  <w:style w:type="character" w:customStyle="1" w:styleId="TitleChar">
-    <w:name w:val="Title Char"/>
-    <w:basedOn w:val="DefaultParagraphFont"/>
-    <w:link w:val="Title"/>
+  <w:style w:type="character" w:customStyle="1" w:styleId="a4">
+    <w:name w:val="标题 字符"/>
+    <w:basedOn w:val="a0"/>
+    <w:link w:val="a3"/>
     <w:uiPriority w:val="10"/>
     <w:rsid w:val="00892B71"/>
     <w:rPr>
@@ -4424,11 +3922,11 @@
       <w:szCs w:val="56"/>
     </w:rPr>
   </w:style>
-  <w:style w:type="paragraph" w:styleId="Subtitle">
+  <w:style w:type="paragraph" w:styleId="a5">
     <w:name w:val="Subtitle"/>
-    <w:basedOn w:val="Normal"/>
-    <w:next w:val="Normal"/>
-    <w:link w:val="SubtitleChar"/>
+    <w:basedOn w:val="a"/>
+    <w:next w:val="a"/>
+    <w:link w:val="a6"/>
     <w:uiPriority w:val="11"/>
     <w:qFormat/>
     <w:rsid w:val="00892B71"/>
@@ -4445,10 +3943,10 @@
       <w:szCs w:val="28"/>
     </w:rPr>
   </w:style>
-  <w:style w:type="character" w:customStyle="1" w:styleId="SubtitleChar">
-    <w:name w:val="Subtitle Char"/>
-    <w:basedOn w:val="DefaultParagraphFont"/>
-    <w:link w:val="Subtitle"/>
+  <w:style w:type="character" w:customStyle="1" w:styleId="a6">
+    <w:name w:val="副标题 字符"/>
+    <w:basedOn w:val="a0"/>
+    <w:link w:val="a5"/>
     <w:uiPriority w:val="11"/>
     <w:rsid w:val="00892B71"/>
     <w:rPr>
@@ -4459,11 +3957,11 @@
       <w:szCs w:val="28"/>
     </w:rPr>
   </w:style>
-  <w:style w:type="paragraph" w:styleId="Quote">
+  <w:style w:type="paragraph" w:styleId="a7">
     <w:name w:val="Quote"/>
-    <w:basedOn w:val="Normal"/>
-    <w:next w:val="Normal"/>
-    <w:link w:val="QuoteChar"/>
+    <w:basedOn w:val="a"/>
+    <w:next w:val="a"/>
+    <w:link w:val="a8"/>
     <w:uiPriority w:val="29"/>
     <w:qFormat/>
     <w:rsid w:val="00892B71"/>
@@ -4477,10 +3975,10 @@
       <w:color w:val="404040" w:themeColor="text1" w:themeTint="BF"/>
     </w:rPr>
   </w:style>
-  <w:style w:type="character" w:customStyle="1" w:styleId="QuoteChar">
-    <w:name w:val="Quote Char"/>
-    <w:basedOn w:val="DefaultParagraphFont"/>
-    <w:link w:val="Quote"/>
+  <w:style w:type="character" w:customStyle="1" w:styleId="a8">
+    <w:name w:val="引用 字符"/>
+    <w:basedOn w:val="a0"/>
+    <w:link w:val="a7"/>
     <w:uiPriority w:val="29"/>
     <w:rsid w:val="00892B71"/>
     <w:rPr>
@@ -4489,9 +3987,9 @@
       <w:color w:val="404040" w:themeColor="text1" w:themeTint="BF"/>
     </w:rPr>
   </w:style>
-  <w:style w:type="paragraph" w:styleId="ListParagraph">
+  <w:style w:type="paragraph" w:styleId="a9">
     <w:name w:val="List Paragraph"/>
-    <w:basedOn w:val="Normal"/>
+    <w:basedOn w:val="a"/>
     <w:uiPriority w:val="34"/>
     <w:qFormat/>
     <w:rsid w:val="00892B71"/>
@@ -4500,9 +3998,9 @@
       <w:contextualSpacing/>
     </w:pPr>
   </w:style>
-  <w:style w:type="character" w:styleId="IntenseEmphasis">
+  <w:style w:type="character" w:styleId="aa">
     <w:name w:val="Intense Emphasis"/>
-    <w:basedOn w:val="DefaultParagraphFont"/>
+    <w:basedOn w:val="a0"/>
     <w:uiPriority w:val="21"/>
     <w:qFormat/>
     <w:rsid w:val="00892B71"/>
@@ -4512,11 +4010,11 @@
       <w:color w:val="0F4761" w:themeColor="accent1" w:themeShade="BF"/>
     </w:rPr>
   </w:style>
-  <w:style w:type="paragraph" w:styleId="IntenseQuote">
+  <w:style w:type="paragraph" w:styleId="ab">
     <w:name w:val="Intense Quote"/>
-    <w:basedOn w:val="Normal"/>
-    <w:next w:val="Normal"/>
-    <w:link w:val="IntenseQuoteChar"/>
+    <w:basedOn w:val="a"/>
+    <w:next w:val="a"/>
+    <w:link w:val="ac"/>
     <w:uiPriority w:val="30"/>
     <w:qFormat/>
     <w:rsid w:val="00892B71"/>
@@ -4535,10 +4033,10 @@
       <w:color w:val="0F4761" w:themeColor="accent1" w:themeShade="BF"/>
     </w:rPr>
   </w:style>
-  <w:style w:type="character" w:customStyle="1" w:styleId="IntenseQuoteChar">
-    <w:name w:val="Intense Quote Char"/>
-    <w:basedOn w:val="DefaultParagraphFont"/>
-    <w:link w:val="IntenseQuote"/>
+  <w:style w:type="character" w:customStyle="1" w:styleId="ac">
+    <w:name w:val="明显引用 字符"/>
+    <w:basedOn w:val="a0"/>
+    <w:link w:val="ab"/>
     <w:uiPriority w:val="30"/>
     <w:rsid w:val="00892B71"/>
     <w:rPr>
@@ -4547,9 +4045,9 @@
       <w:color w:val="0F4761" w:themeColor="accent1" w:themeShade="BF"/>
     </w:rPr>
   </w:style>
-  <w:style w:type="character" w:styleId="IntenseReference">
+  <w:style w:type="character" w:styleId="ad">
     <w:name w:val="Intense Reference"/>
-    <w:basedOn w:val="DefaultParagraphFont"/>
+    <w:basedOn w:val="a0"/>
     <w:uiPriority w:val="32"/>
     <w:qFormat/>
     <w:rsid w:val="00892B71"/>
@@ -4561,10 +4059,10 @@
       <w:spacing w:val="5"/>
     </w:rPr>
   </w:style>
-  <w:style w:type="paragraph" w:styleId="Header">
+  <w:style w:type="paragraph" w:styleId="ae">
     <w:name w:val="header"/>
-    <w:basedOn w:val="Normal"/>
-    <w:link w:val="HeaderChar"/>
+    <w:basedOn w:val="a"/>
+    <w:link w:val="af"/>
     <w:uiPriority w:val="99"/>
     <w:unhideWhenUsed/>
     <w:rsid w:val="00E04B7C"/>
@@ -4576,17 +4074,17 @@
       <w:spacing w:after="0" w:line="240" w:lineRule="auto"/>
     </w:pPr>
   </w:style>
-  <w:style w:type="character" w:customStyle="1" w:styleId="HeaderChar">
-    <w:name w:val="Header Char"/>
-    <w:basedOn w:val="DefaultParagraphFont"/>
-    <w:link w:val="Header"/>
+  <w:style w:type="character" w:customStyle="1" w:styleId="af">
+    <w:name w:val="页眉 字符"/>
+    <w:basedOn w:val="a0"/>
+    <w:link w:val="ae"/>
     <w:uiPriority w:val="99"/>
     <w:rsid w:val="00E04B7C"/>
   </w:style>
-  <w:style w:type="paragraph" w:styleId="Footer">
+  <w:style w:type="paragraph" w:styleId="af0">
     <w:name w:val="footer"/>
-    <w:basedOn w:val="Normal"/>
-    <w:link w:val="FooterChar"/>
+    <w:basedOn w:val="a"/>
+    <w:link w:val="af1"/>
     <w:uiPriority w:val="99"/>
     <w:unhideWhenUsed/>
     <w:rsid w:val="00E04B7C"/>
@@ -4598,16 +4096,16 @@
       <w:spacing w:after="0" w:line="240" w:lineRule="auto"/>
     </w:pPr>
   </w:style>
-  <w:style w:type="character" w:customStyle="1" w:styleId="FooterChar">
-    <w:name w:val="Footer Char"/>
-    <w:basedOn w:val="DefaultParagraphFont"/>
-    <w:link w:val="Footer"/>
+  <w:style w:type="character" w:customStyle="1" w:styleId="af1">
+    <w:name w:val="页脚 字符"/>
+    <w:basedOn w:val="a0"/>
+    <w:link w:val="af0"/>
     <w:uiPriority w:val="99"/>
     <w:rsid w:val="00E04B7C"/>
   </w:style>
-  <w:style w:type="table" w:styleId="TableGrid">
+  <w:style w:type="table" w:styleId="af2">
     <w:name w:val="Table Grid"/>
-    <w:basedOn w:val="TableNormal"/>
+    <w:basedOn w:val="a1"/>
     <w:uiPriority w:val="39"/>
     <w:rsid w:val="00AD7E47"/>
     <w:pPr>
@@ -4626,8 +4124,8 @@
   </w:style>
   <w:style w:type="table" w:customStyle="1" w:styleId="TableGrid1">
     <w:name w:val="Table Grid1"/>
-    <w:basedOn w:val="TableNormal"/>
-    <w:next w:val="TableGrid"/>
+    <w:basedOn w:val="a1"/>
+    <w:next w:val="af2"/>
     <w:uiPriority w:val="39"/>
     <w:rsid w:val="00D10C69"/>
     <w:pPr>
